--- a/lessons/4-4/downloads/reveal/teacher/4.4-answer-key.docx
+++ b/lessons/4-4/downloads/reveal/teacher/4.4-answer-key.docx
@@ -24,6 +24,7 @@
       <w:pPr>
         <w:keepNext/>
         <w:spacing w:before="0" w:after="10" w:line="240" w:lineRule="auto"/>
+        <w:outlineLvl w:val="0"/>
       </w:pPr>
       <w:r>
         <w:rPr>
@@ -63,6 +64,7 @@
           <w:tab w:val="right" w:pos="9504"/>
         </w:tabs>
         <w:spacing w:before="90" w:after="50" w:line="240" w:lineRule="auto"/>
+        <w:outlineLvl w:val="1"/>
       </w:pPr>
       <w:r>
         <w:rPr>
@@ -303,7 +305,7 @@
                 <w:sz w:val="17"/>
                 <w:szCs w:val="17"/>
               </w:rPr>
-              <w:t xml:space="preserve">In class, after the lesson. Two pages. The self-check code tells students if they are on track.</w:t>
+              <w:t xml:space="preserve">In class, after the lesson. Two pages: 8 problems, Find the Error, 2 test items. The self-check code tells students if they are on track.</w:t>
             </w:r>
           </w:p>
         </w:tc>
@@ -424,7 +426,7 @@
                 <w:sz w:val="17"/>
                 <w:szCs w:val="17"/>
               </w:rPr>
-              <w:t xml:space="preserve">Homework Packet</w:t>
+              <w:t xml:space="preserve">Teaching Support Guide</w:t>
             </w:r>
           </w:p>
         </w:tc>
@@ -444,7 +446,101 @@
                 <w:sz w:val="17"/>
                 <w:szCs w:val="17"/>
               </w:rPr>
-              <w:t xml:space="preserve">Sheet 1 after Session 1, Sheet 2 after Session 2. Level 1 has the same problems and answers, with a word bank, step frames and larger type for students who need language support.</w:t>
+              <w:t xml:space="preserve">Teacher page: lesson route, what to look for on each exit item, the next prompt, and a fresh check for after reteaching.</w:t>
+            </w:r>
+          </w:p>
+        </w:tc>
+      </w:tr>
+      <w:tr>
+        <w:trPr>
+          <w:cantSplit/>
+        </w:trPr>
+        <w:tc>
+          <w:tcPr>
+            <w:tcW w:w="2600" w:type="dxa"/>
+            <w:shd w:val="clear" w:color="auto" w:fill="F2F4F6"/>
+            <w:vAlign w:val="center"/>
+          </w:tcPr>
+          <w:p>
+            <w:pPr>
+              <w:spacing w:before="0" w:after="0" w:line="252" w:lineRule="auto"/>
+            </w:pPr>
+            <w:r>
+              <w:rPr>
+                <w:rFonts w:ascii="Avenir Next" w:hAnsi="Avenir Next" w:cs="Avenir Next" w:eastAsia="Avenir Next"/>
+                <w:b/>
+                <w:color w:val="1A1A1A"/>
+                <w:sz w:val="17"/>
+                <w:szCs w:val="17"/>
+              </w:rPr>
+              <w:t xml:space="preserve">Explain Your Thinking</w:t>
+            </w:r>
+          </w:p>
+        </w:tc>
+        <w:tc>
+          <w:tcPr>
+            <w:tcW w:w="6904" w:type="dxa"/>
+            <w:vAlign w:val="center"/>
+          </w:tcPr>
+          <w:p>
+            <w:pPr>
+              <w:spacing w:before="0" w:after="0" w:line="252" w:lineRule="auto"/>
+            </w:pPr>
+            <w:r>
+              <w:rPr>
+                <w:rFonts w:ascii="Avenir Next" w:hAnsi="Avenir Next" w:cs="Avenir Next" w:eastAsia="Avenir Next"/>
+                <w:color w:val="1A1A1A"/>
+                <w:sz w:val="17"/>
+                <w:szCs w:val="17"/>
+              </w:rPr>
+              <w:t xml:space="preserve">Optional language support for the Guided Notes “Model, Reason, Explain” page: draw it, talk it, write it.</w:t>
+            </w:r>
+          </w:p>
+        </w:tc>
+      </w:tr>
+      <w:tr>
+        <w:trPr>
+          <w:cantSplit/>
+        </w:trPr>
+        <w:tc>
+          <w:tcPr>
+            <w:tcW w:w="2600" w:type="dxa"/>
+            <w:shd w:val="clear" w:color="auto" w:fill="F2F4F6"/>
+            <w:vAlign w:val="center"/>
+          </w:tcPr>
+          <w:p>
+            <w:pPr>
+              <w:spacing w:before="0" w:after="0" w:line="252" w:lineRule="auto"/>
+            </w:pPr>
+            <w:r>
+              <w:rPr>
+                <w:rFonts w:ascii="Avenir Next" w:hAnsi="Avenir Next" w:cs="Avenir Next" w:eastAsia="Avenir Next"/>
+                <w:b/>
+                <w:color w:val="1A1A1A"/>
+                <w:sz w:val="17"/>
+                <w:szCs w:val="17"/>
+              </w:rPr>
+              <w:t xml:space="preserve">Homework Packet</w:t>
+            </w:r>
+          </w:p>
+        </w:tc>
+        <w:tc>
+          <w:tcPr>
+            <w:tcW w:w="6904" w:type="dxa"/>
+            <w:vAlign w:val="center"/>
+          </w:tcPr>
+          <w:p>
+            <w:pPr>
+              <w:spacing w:before="0" w:after="0" w:line="252" w:lineRule="auto"/>
+            </w:pPr>
+            <w:r>
+              <w:rPr>
+                <w:rFonts w:ascii="Avenir Next" w:hAnsi="Avenir Next" w:cs="Avenir Next" w:eastAsia="Avenir Next"/>
+                <w:color w:val="1A1A1A"/>
+                <w:sz w:val="17"/>
+                <w:szCs w:val="17"/>
+              </w:rPr>
+              <w:t xml:space="preserve">Sheet 1 after Session 1, Sheet 2 after Session 2. Level 1 has the same problems and answers, with a word bank (English and Spanish), step frames on every problem and larger type (12 pt).</w:t>
             </w:r>
           </w:p>
         </w:tc>
@@ -460,6 +556,7 @@
           <w:tab w:val="right" w:pos="9504"/>
         </w:tabs>
         <w:spacing w:before="90" w:after="50" w:line="240" w:lineRule="auto"/>
+        <w:outlineLvl w:val="1"/>
       </w:pPr>
       <w:r>
         <w:rPr>
@@ -793,6 +890,7 @@
           <w:tab w:val="right" w:pos="9504"/>
         </w:tabs>
         <w:spacing w:before="90" w:after="50" w:line="240" w:lineRule="auto"/>
+        <w:outlineLvl w:val="1"/>
       </w:pPr>
       <w:r>
         <w:rPr>
@@ -945,7 +1043,7 @@
                 <w:sz w:val="17"/>
                 <w:szCs w:val="17"/>
               </w:rPr>
-              <w:t xml:space="preserve">Friday’s club had more members (65 vs. 60). Why does that not decide which turnout was better?</w:t>
+              <w:t xml:space="preserve">Friday’s club had more members (65 vs. 60). Why does that not decide which day a greater share came?</w:t>
             </w:r>
           </w:p>
           <w:p>
@@ -1126,6 +1224,7 @@
           <w:tab w:val="right" w:pos="9504"/>
         </w:tabs>
         <w:spacing w:before="90" w:after="50" w:line="240" w:lineRule="auto"/>
+        <w:outlineLvl w:val="1"/>
       </w:pPr>
       <w:r>
         <w:rPr>
@@ -1552,7 +1651,7 @@
                 <w:sz w:val="15"/>
                 <w:szCs w:val="15"/>
               </w:rPr>
-              <w:t xml:space="preserve">6.RP.A.3c</w:t>
+              <w:t xml:space="preserve">6.AT.4</w:t>
             </w:r>
           </w:p>
         </w:tc>
@@ -1842,7 +1941,7 @@
                 <w:sz w:val="15"/>
                 <w:szCs w:val="15"/>
               </w:rPr>
-              <w:t xml:space="preserve">6.RP.A.3c</w:t>
+              <w:t xml:space="preserve">6.AT.4</w:t>
             </w:r>
           </w:p>
         </w:tc>
@@ -2132,7 +2231,7 @@
                 <w:sz w:val="15"/>
                 <w:szCs w:val="15"/>
               </w:rPr>
-              <w:t xml:space="preserve">6.RP.A.3c</w:t>
+              <w:t xml:space="preserve">6.AT.4</w:t>
             </w:r>
           </w:p>
         </w:tc>
@@ -2422,7 +2521,7 @@
                 <w:sz w:val="15"/>
                 <w:szCs w:val="15"/>
               </w:rPr>
-              <w:t xml:space="preserve">6.RP.A.3c</w:t>
+              <w:t xml:space="preserve">6.AT.4</w:t>
             </w:r>
           </w:p>
         </w:tc>
@@ -2696,6 +2795,7 @@
           <w:tab w:val="right" w:pos="9504"/>
         </w:tabs>
         <w:spacing w:before="90" w:after="50" w:line="240" w:lineRule="auto"/>
+        <w:outlineLvl w:val="1"/>
       </w:pPr>
       <w:r>
         <w:rPr>
@@ -3114,7 +3214,7 @@
                 <w:sz w:val="17"/>
                 <w:szCs w:val="17"/>
               </w:rPr>
-              <w:t xml:space="preserve"> tickets.  45% = </w:t>
+              <w:t xml:space="preserve"> tickets. Each of the 20 parts is 5%.  45% = </w:t>
             </w:r>
             <w:r>
               <w:rPr>
@@ -3262,7 +3362,7 @@
                 <w:sz w:val="17"/>
                 <w:szCs w:val="17"/>
               </w:rPr>
-              <w:t xml:space="preserve">0.15 × 640 = 96 absent; 640 − 96 = 544 present</w:t>
+              <w:t xml:space="preserve">a. 0.15 × 640 = 96 students absent  b. 640 − 96 = 544 students present</w:t>
             </w:r>
           </w:p>
           <w:p>
@@ -3400,7 +3500,7 @@
                 <w:sz w:val="17"/>
                 <w:szCs w:val="17"/>
               </w:rPr>
-              <w:t xml:space="preserve">  (0.12)</w:t>
+              <w:t xml:space="preserve">  (0.15)</w:t>
             </w:r>
           </w:p>
           <w:p>
@@ -3528,7 +3628,7 @@
                 <w:sz w:val="17"/>
                 <w:szCs w:val="17"/>
               </w:rPr>
-              <w:t xml:space="preserve">0.25 × 80 = 20 songs</w:t>
+              <w:t xml:space="preserve">Bar: 20, 40, 60. 0.25 × 80 = 20 songs</w:t>
             </w:r>
           </w:p>
           <w:p>
@@ -3565,7 +3665,7 @@
                 <w:sz w:val="17"/>
                 <w:szCs w:val="17"/>
               </w:rPr>
-              <w:t xml:space="preserve">0.35 × 160 = 56 pizzas</w:t>
+              <w:t xml:space="preserve">100 × 0.35 = 35 and 160 × 0.35 = 56. 56 pizzas</w:t>
             </w:r>
           </w:p>
           <w:p>
@@ -4003,7 +4103,7 @@
                 <w:sz w:val="17"/>
                 <w:szCs w:val="17"/>
               </w:rPr>
-              <w:t xml:space="preserve">0.25 × 60 = 15 songs</w:t>
+              <w:t xml:space="preserve">Bar: 15, 30, 45. 0.25 × 60 = 15 songs</w:t>
             </w:r>
           </w:p>
           <w:p>
@@ -4040,7 +4140,7 @@
                 <w:sz w:val="17"/>
                 <w:szCs w:val="17"/>
               </w:rPr>
-              <w:t xml:space="preserve">0.35 × 140 = 49 pizzas</w:t>
+              <w:t xml:space="preserve">100 × 0.35 = 35 and 140 × 0.35 = 49. 49 pizzas</w:t>
             </w:r>
           </w:p>
           <w:p>
@@ -4361,6 +4461,7 @@
           <w:tab w:val="right" w:pos="9504"/>
         </w:tabs>
         <w:spacing w:before="90" w:after="50" w:line="240" w:lineRule="auto"/>
+        <w:outlineLvl w:val="1"/>
       </w:pPr>
       <w:r>
         <w:rPr>
@@ -4605,7 +4706,7 @@
                 <w:sz w:val="17"/>
                 <w:szCs w:val="17"/>
               </w:rPr>
-              <w:t xml:space="preserve">Counts alone can be unfair when the </w:t>
+              <w:t xml:space="preserve">A record (how many out of how many) can fool you when the </w:t>
             </w:r>
             <w:r>
               <w:rPr>
@@ -4742,7 +4843,7 @@
                 <w:sz w:val="17"/>
                 <w:szCs w:val="17"/>
               </w:rPr>
-              <w:t xml:space="preserve"> = 80%  Compare: 80% &gt; 75%  Answer: </w:t>
+              <w:t xml:space="preserve"> = 80%  Compare: 80% &gt; 75%. Each small part of a bar is 5%.  Answer: </w:t>
             </w:r>
             <w:r>
               <w:rPr>
@@ -4906,7 +5007,7 @@
                 <w:sz w:val="17"/>
                 <w:szCs w:val="17"/>
               </w:rPr>
-              <w:t xml:space="preserve">a. 90%  b. 65%</w:t>
+              <w:t xml:space="preserve">a. 90%  b. 35%</w:t>
             </w:r>
           </w:p>
           <w:p>
@@ -4943,7 +5044,7 @@
                 <w:sz w:val="17"/>
                 <w:szCs w:val="17"/>
               </w:rPr>
-              <w:t xml:space="preserve">Team A 75%, Team B 70%. Team A has the better record.</w:t>
+              <w:t xml:space="preserve">a. 15/20 = 75%  b. 21/30 = 70%  c. Team A</w:t>
             </w:r>
           </w:p>
           <w:p>
@@ -4981,16 +5082,16 @@
                 <w:sz w:val="17"/>
                 <w:szCs w:val="17"/>
               </w:rPr>
-              <w:t xml:space="preserve">A</w:t>
-            </w:r>
-            <w:r>
-              <w:rPr>
-                <w:rFonts w:ascii="Avenir Next" w:hAnsi="Avenir Next" w:cs="Avenir Next" w:eastAsia="Avenir Next"/>
-                <w:color w:val="1A1A1A"/>
-                <w:sz w:val="17"/>
-                <w:szCs w:val="17"/>
-              </w:rPr>
-              <w:t xml:space="preserve">  (7 out of 10)</w:t>
+              <w:t xml:space="preserve">B</w:t>
+            </w:r>
+            <w:r>
+              <w:rPr>
+                <w:rFonts w:ascii="Avenir Next" w:hAnsi="Avenir Next" w:cs="Avenir Next" w:eastAsia="Avenir Next"/>
+                <w:color w:val="1A1A1A"/>
+                <w:sz w:val="17"/>
+                <w:szCs w:val="17"/>
+              </w:rPr>
+              <w:t xml:space="preserve">  (22 out of 25)</w:t>
             </w:r>
           </w:p>
           <w:p>
@@ -5303,7 +5404,7 @@
                 <w:sz w:val="17"/>
                 <w:szCs w:val="17"/>
               </w:rPr>
-              <w:t xml:space="preserve">a. 80%, 80%, 75%  b. Classes 1 and 2 tie for first; Class 3 is third  c. Class 2 also had the most items to recycle, so its share (80%) matters, not its count of 40</w:t>
+              <w:t xml:space="preserve">a. Class 1: 36/45 = 80%  Class 2: 40/50 = 80%  Class 3: 30/40 = 75%  b. Classes 1 and 2 tie for first; Class 3 is third  c. Class 1 also has 80% (36 of 45), so they tie. Class 2 recycled more items only because it had more items (50); a fair comparison uses percents, not counts.</w:t>
             </w:r>
           </w:p>
           <w:p>
@@ -5519,7 +5620,7 @@
                 <w:sz w:val="17"/>
                 <w:szCs w:val="17"/>
               </w:rPr>
-              <w:t xml:space="preserve">a. 85%  b. 60%  c. 75%  d. 76%  e. 70%  f. 70%</w:t>
+              <w:t xml:space="preserve">a. 85%  b. 60%  c. 25%  d. 76%  e. 55%  f. 70%</w:t>
             </w:r>
           </w:p>
           <w:p>
@@ -5556,7 +5657,7 @@
                 <w:sz w:val="17"/>
                 <w:szCs w:val="17"/>
               </w:rPr>
-              <w:t xml:space="preserve">Amir 75%, Bea 60%, Cole 85%. Cole is the best shooter.</w:t>
+              <w:t xml:space="preserve">Amir 33/44 = 3/4 = 75%, Bea 27/45 = 3/5 = 60%, Cole 34/40 = 85%. Cole is the best shooter.</w:t>
             </w:r>
           </w:p>
           <w:p>
@@ -5593,7 +5694,7 @@
                 <w:sz w:val="17"/>
                 <w:szCs w:val="17"/>
               </w:rPr>
-              <w:t xml:space="preserve">a. C 90%, D 90%  b. tie</w:t>
+              <w:t xml:space="preserve">a. C 45/50 = 90%, D 36/40 = 90%  b. tie</w:t>
             </w:r>
           </w:p>
           <w:p>
@@ -5630,7 +5731,7 @@
                 <w:sz w:val="17"/>
                 <w:szCs w:val="17"/>
               </w:rPr>
-              <w:t xml:space="preserve">a. Tuesday 75%, Thursday 80%  b. Thursday</w:t>
+              <w:t xml:space="preserve">a. Tuesday 36/48 = 75%, Thursday 44/55 = 80%  b. Thursday</w:t>
             </w:r>
           </w:p>
           <w:p>
@@ -5778,7 +5879,7 @@
                 <w:sz w:val="17"/>
                 <w:szCs w:val="17"/>
               </w:rPr>
-              <w:t xml:space="preserve">a. 80%, 70%, 70%  b. Class 1 first; Classes 2 and 3 tie  c. Class 2 had 60 items to recycle, so 42 is only 70% of its total; Class 1 recycled a greater share</w:t>
+              <w:t xml:space="preserve">a. Class 1: 24/30 = 80%  Class 2: 42/60 = 70%  Class 3: 35/50 = 70%  b. Class 1 first; Classes 2 and 3 tie for second  c. Class 2 had the most items (60), so 42 is only 70% of its total. Class 1 recycled a greater share (80%); a fair comparison uses percents, not counts.</w:t>
             </w:r>
           </w:p>
           <w:p>
@@ -5934,7 +6035,7 @@
                 <w:sz w:val="17"/>
                 <w:szCs w:val="17"/>
               </w:rPr>
-              <w:t xml:space="preserve">RECORD</w:t>
+              <w:t xml:space="preserve">RECORDS</w:t>
             </w:r>
           </w:p>
         </w:tc>
@@ -5950,6 +6051,7 @@
           <w:tab w:val="right" w:pos="9504"/>
         </w:tabs>
         <w:spacing w:before="90" w:after="50" w:line="240" w:lineRule="auto"/>
+        <w:outlineLvl w:val="1"/>
       </w:pPr>
       <w:r>
         <w:rPr>
@@ -6521,6 +6623,175 @@
         </w:tc>
       </w:tr>
     </w:tbl>
+    <w:p>
+      <w:pPr>
+        <w:pageBreakBefore/>
+        <w:keepNext/>
+        <w:pBdr>
+          <w:bottom w:val="single" w:sz="8" w:space="3" w:color="003A70"/>
+        </w:pBdr>
+        <w:tabs>
+          <w:tab w:val="right" w:pos="9504"/>
+        </w:tabs>
+        <w:spacing w:before="90" w:after="50" w:line="240" w:lineRule="auto"/>
+        <w:outlineLvl w:val="1"/>
+      </w:pPr>
+      <w:r>
+        <w:rPr>
+          <w:rFonts w:ascii="Avenir Next" w:hAnsi="Avenir Next" w:cs="Avenir Next" w:eastAsia="Avenir Next"/>
+          <w:b/>
+          <w:color w:val="003A70"/>
+          <w:spacing w:val="14"/>
+          <w:sz w:val="19"/>
+          <w:szCs w:val="19"/>
+        </w:rPr>
+        <w:t xml:space="preserve">MODEL, REASON, EXPLAIN  ·  ANSWERS</w:t>
+      </w:r>
+      <w:r>
+        <w:rPr>
+          <w:rFonts w:ascii="Avenir Next" w:hAnsi="Avenir Next" w:cs="Avenir Next" w:eastAsia="Avenir Next"/>
+          <w:color w:val="1A1A1A"/>
+          <w:sz w:val="17"/>
+          <w:szCs w:val="17"/>
+        </w:rPr>
+        <w:tab/>
+      </w:r>
+      <w:r>
+        <w:rPr>
+          <w:rFonts w:ascii="Avenir Next" w:hAnsi="Avenir Next" w:cs="Avenir Next" w:eastAsia="Avenir Next"/>
+          <w:i/>
+          <w:color w:val="5A5F66"/>
+          <w:sz w:val="17"/>
+          <w:szCs w:val="17"/>
+        </w:rPr>
+        <w:t xml:space="preserve">Guided Notes page 3</w:t>
+      </w:r>
+    </w:p>
+    <w:p>
+      <w:pPr>
+        <w:keepNext/>
+        <w:spacing w:before="80" w:after="30" w:line="264" w:lineRule="auto"/>
+      </w:pPr>
+      <w:r>
+        <w:rPr>
+          <w:rFonts w:ascii="Avenir Next" w:hAnsi="Avenir Next" w:cs="Avenir Next" w:eastAsia="Avenir Next"/>
+          <w:b/>
+          <w:color w:val="003A70"/>
+          <w:spacing w:val="12"/>
+          <w:sz w:val="15"/>
+          <w:szCs w:val="15"/>
+        </w:rPr>
+        <w:t xml:space="preserve">SESSION 1  ·  FIND THE PERCENT OF A NUMBER</w:t>
+      </w:r>
+    </w:p>
+    <w:p>
+      <w:pPr>
+        <w:spacing w:before="0" w:after="50" w:line="268" w:lineRule="auto"/>
+      </w:pPr>
+      <w:r>
+        <w:rPr>
+          <w:rFonts w:ascii="Avenir Next" w:hAnsi="Avenir Next" w:cs="Avenir Next" w:eastAsia="Avenir Next"/>
+          <w:color w:val="1A1A1A"/>
+          <w:sz w:val="17"/>
+          <w:szCs w:val="17"/>
+        </w:rPr>
+        <w:t xml:space="preserve">a. Bar: 36, 72, 108, 144, 180, 216, 252, 288, 324. 10% of 360 = 36 and 5% = 18, so 35% = 36 + 36 + 36 + 18 = 126 seats. b. part = 0.35 × 360 = 126 seats. c. Both ways take 35 out of every 100 parts of the same whole, 360: 0.35 = 0.10 + 0.10 + 0.10 + 0.05. 126 is less than half of 360 (180), so it makes sense.</w:t>
+      </w:r>
+    </w:p>
+    <w:p>
+      <w:pPr>
+        <w:spacing w:before="0" w:after="40" w:line="252" w:lineRule="auto"/>
+      </w:pPr>
+      <w:r>
+        <w:rPr>
+          <w:rFonts w:ascii="Avenir Next" w:hAnsi="Avenir Next" w:cs="Avenir Next" w:eastAsia="Avenir Next"/>
+          <w:b/>
+          <w:color w:val="003A70"/>
+          <w:sz w:val="16"/>
+          <w:szCs w:val="16"/>
+        </w:rPr>
+        <w:t xml:space="preserve">Challenge  </w:t>
+      </w:r>
+      <w:r>
+        <w:rPr>
+          <w:rFonts w:ascii="Avenir Next" w:hAnsi="Avenir Next" w:cs="Avenir Next" w:eastAsia="Avenir Next"/>
+          <w:color w:val="1A1A1A"/>
+          <w:sz w:val="17"/>
+          <w:szCs w:val="17"/>
+        </w:rPr>
+        <w:t xml:space="preserve">35% is less than half, so the part must be less than 180 (half of 360). 12,600 is more than all 360 seats. Sam multiplied by 35 instead of 0.35. 0.35 × 360 = 126 seats.</w:t>
+      </w:r>
+    </w:p>
+    <w:p>
+      <w:pPr>
+        <w:keepNext/>
+        <w:spacing w:before="80" w:after="30" w:line="264" w:lineRule="auto"/>
+      </w:pPr>
+      <w:r>
+        <w:rPr>
+          <w:rFonts w:ascii="Avenir Next" w:hAnsi="Avenir Next" w:cs="Avenir Next" w:eastAsia="Avenir Next"/>
+          <w:b/>
+          <w:color w:val="003A70"/>
+          <w:spacing w:val="12"/>
+          <w:sz w:val="15"/>
+          <w:szCs w:val="15"/>
+        </w:rPr>
+        <w:t xml:space="preserve">SESSION 2  ·  COMPARE PERCENTS</w:t>
+      </w:r>
+    </w:p>
+    <w:p>
+      <w:pPr>
+        <w:spacing w:before="0" w:after="50" w:line="268" w:lineRule="auto"/>
+      </w:pPr>
+      <w:r>
+        <w:rPr>
+          <w:rFonts w:ascii="Avenir Next" w:hAnsi="Avenir Next" w:cs="Avenir Next" w:eastAsia="Avenir Next"/>
+          <w:color w:val="1A1A1A"/>
+          <w:sz w:val="17"/>
+          <w:szCs w:val="17"/>
+        </w:rPr>
+        <w:t xml:space="preserve">a. Kira: 36/60 = 6/10 = 60/100 = 60% (shade 6 of 10 parts). Dev: 32/40 = 8/10 = 80/100 = 80% (shade 8 of 10 parts). b. Dev. c. Kira made more free throws, but she also took more shots (60 vs. 40). Each percent compares the part to its own whole, and 80% &gt; 60%.</w:t>
+      </w:r>
+    </w:p>
+    <w:p>
+      <w:pPr>
+        <w:spacing w:before="0" w:after="40" w:line="252" w:lineRule="auto"/>
+      </w:pPr>
+      <w:r>
+        <w:rPr>
+          <w:rFonts w:ascii="Avenir Next" w:hAnsi="Avenir Next" w:cs="Avenir Next" w:eastAsia="Avenir Next"/>
+          <w:b/>
+          <w:color w:val="003A70"/>
+          <w:sz w:val="16"/>
+          <w:szCs w:val="16"/>
+        </w:rPr>
+        <w:t xml:space="preserve">Challenge  </w:t>
+      </w:r>
+      <w:r>
+        <w:rPr>
+          <w:rFonts w:ascii="Avenir Next" w:hAnsi="Avenir Next" w:cs="Avenir Next" w:eastAsia="Avenir Next"/>
+          <w:color w:val="1A1A1A"/>
+          <w:sz w:val="17"/>
+          <w:szCs w:val="17"/>
+        </w:rPr>
+        <w:t xml:space="preserve">54/60 = 9/10 = 90/100 = 90%, and 9 out of 10 = 90%. The two records tie. 54 is bigger only because its whole (60) is bigger.</w:t>
+      </w:r>
+    </w:p>
+    <w:p>
+      <w:pPr>
+        <w:spacing w:before="40" w:after="0" w:line="264" w:lineRule="auto"/>
+      </w:pPr>
+      <w:r>
+        <w:rPr>
+          <w:rFonts w:ascii="Avenir Next" w:hAnsi="Avenir Next" w:cs="Avenir Next" w:eastAsia="Avenir Next"/>
+          <w:i/>
+          <w:color w:val="5A5F66"/>
+          <w:sz w:val="15"/>
+          <w:szCs w:val="15"/>
+        </w:rPr>
+        <w:t xml:space="preserve">Score each task 0–3: 1 for a model that fits the numbers, 1 for correct math with units, 1 for an explanation that matches the model.</w:t>
+      </w:r>
+    </w:p>
     <w:p>
       <w:pPr>
         <w:spacing w:before="0" w:after="0" w:line="20" w:lineRule="exact"/>
